--- a/01_The_Blue_Silence/Manuscript/THE_BLUE_SILENCE_Chapter_09_The_Photograph.docx
+++ b/01_The_Blue_Silence/Manuscript/THE_BLUE_SILENCE_Chapter_09_The_Photograph.docx
@@ -244,7 +244,7 @@
         <w:jc w:val="left"/>
       </w:pPr>
       <w:r>
-        <w:t>Assistant Commissioner Malik Osman sat at a corner table facing Goh Kian Boon.</w:t>
+        <w:t>Assistant Commissioner Ramli Osman sat at a corner table facing Goh Kian Boon.</w:t>
       </w:r>
     </w:p>
     <w:p>
@@ -260,7 +260,7 @@
         <w:jc w:val="left"/>
       </w:pPr>
       <w:r>
-        <w:t>Everybody in their part of the service knew Malik.</w:t>
+        <w:t>Everybody in their part of the service knew Ramli.</w:t>
       </w:r>
     </w:p>
     <w:p>
@@ -308,7 +308,7 @@
         <w:jc w:val="left"/>
       </w:pPr>
       <w:r>
-        <w:t>In the photograph, Malik was smiling.</w:t>
+        <w:t>In the photograph, Ramli was smiling.</w:t>
       </w:r>
     </w:p>
     <w:p>
@@ -460,7 +460,7 @@
         <w:jc w:val="left"/>
       </w:pPr>
       <w:r>
-        <w:t>“Malik is smiling.”</w:t>
+        <w:t>“Ramli is smiling.”</w:t>
       </w:r>
     </w:p>
     <w:p>
@@ -516,7 +516,7 @@
         <w:jc w:val="left"/>
       </w:pPr>
       <w:r>
-        <w:t>Malik arriving alone.</w:t>
+        <w:t>Ramli arriving alone.</w:t>
       </w:r>
     </w:p>
     <w:p>
@@ -548,7 +548,7 @@
         <w:jc w:val="left"/>
       </w:pPr>
       <w:r>
-        <w:t>Malik glancing toward the entrance.</w:t>
+        <w:t>Ramli glancing toward the entrance.</w:t>
       </w:r>
     </w:p>
     <w:p>
@@ -596,7 +596,7 @@
         <w:jc w:val="left"/>
       </w:pPr>
       <w:r>
-        <w:t>Malik listening.</w:t>
+        <w:t>Ramli listening.</w:t>
       </w:r>
     </w:p>
     <w:p>
@@ -636,7 +636,7 @@
         <w:jc w:val="left"/>
       </w:pPr>
       <w:r>
-        <w:t>Malik came nine minutes later.</w:t>
+        <w:t>Ramli came nine minutes later.</w:t>
       </w:r>
     </w:p>
     <w:p>
@@ -660,7 +660,7 @@
         <w:jc w:val="left"/>
       </w:pPr>
       <w:r>
-        <w:t>At one point Goh handed Malik something too small to identify clearly.</w:t>
+        <w:t>At one point Goh handed Ramli something too small to identify clearly.</w:t>
       </w:r>
     </w:p>
     <w:p>
@@ -772,7 +772,7 @@
         <w:jc w:val="left"/>
       </w:pPr>
       <w:r>
-        <w:t>“Goh arrived first. Malik arrived alone.”</w:t>
+        <w:t>“Goh arrived first. Ramli arrived alone.”</w:t>
       </w:r>
     </w:p>
     <w:p>
@@ -820,7 +820,7 @@
         <w:jc w:val="left"/>
       </w:pPr>
       <w:r>
-        <w:t>“Malik stayed forty-three minutes.”</w:t>
+        <w:t>“Ramli stayed forty-three minutes.”</w:t>
       </w:r>
     </w:p>
     <w:p>
@@ -964,7 +964,7 @@
         <w:jc w:val="left"/>
       </w:pPr>
       <w:r>
-        <w:t>“Malik could be handling him.”</w:t>
+        <w:t>“Ramli could be handling him.”</w:t>
       </w:r>
     </w:p>
     <w:p>
@@ -1348,7 +1348,7 @@
         <w:jc w:val="left"/>
       </w:pPr>
       <w:r>
-        <w:t>He placed Malik’s photograph between them.</w:t>
+        <w:t>He placed Ramli’s photograph between them.</w:t>
       </w:r>
     </w:p>
     <w:p>
@@ -1396,7 +1396,7 @@
         <w:jc w:val="left"/>
       </w:pPr>
       <w:r>
-        <w:t>Harun gathered the two old photographs but left Malik’s on the table.</w:t>
+        <w:t>Harun gathered the two old photographs but left Ramli’s on the table.</w:t>
       </w:r>
     </w:p>
     <w:p>
@@ -1540,7 +1540,7 @@
         <w:jc w:val="left"/>
       </w:pPr>
       <w:r>
-        <w:t>“You think Malik connects to Hamid?”</w:t>
+        <w:t>“You think Ramli connects to Hamid?”</w:t>
       </w:r>
     </w:p>
     <w:p>
@@ -1668,7 +1668,7 @@
         <w:jc w:val="left"/>
       </w:pPr>
       <w:r>
-        <w:t>Rahman looked down at Malik Osman.</w:t>
+        <w:t>Rahman looked down at Ramli Osman.</w:t>
       </w:r>
     </w:p>
     <w:p>
@@ -1940,7 +1940,7 @@
         <w:jc w:val="left"/>
       </w:pPr>
       <w:r>
-        <w:t>Malik had been in the same district as Goh during two earlier investigations.</w:t>
+        <w:t>Ramli had been in the same district as Goh during two earlier investigations.</w:t>
       </w:r>
     </w:p>
     <w:p>
@@ -1956,7 +1956,7 @@
         <w:jc w:val="left"/>
       </w:pPr>
       <w:r>
-        <w:t>Malik had once approved a transfer involving an officer later suspected of gambling debt.</w:t>
+        <w:t>Ramli had once approved a transfer involving an officer later suspected of gambling debt.</w:t>
       </w:r>
     </w:p>
     <w:p>
@@ -1972,7 +1972,7 @@
         <w:jc w:val="left"/>
       </w:pPr>
       <w:r>
-        <w:t>Malik’s brother owned a trading company that had used a warehouse leased from a cousin of one of Goh’s associates.</w:t>
+        <w:t>Ramli’s brother owned a trading company that had used a warehouse leased from a cousin of one of Goh’s associates.</w:t>
       </w:r>
     </w:p>
     <w:p>
@@ -1988,7 +1988,7 @@
         <w:jc w:val="left"/>
       </w:pPr>
       <w:r>
-        <w:t>Malik had attended two business-association dinners where Goh was also present.</w:t>
+        <w:t>Ramli had attended two business-association dinners where Goh was also present.</w:t>
       </w:r>
     </w:p>
     <w:p>
@@ -2060,7 +2060,7 @@
         <w:jc w:val="left"/>
       </w:pPr>
       <w:r>
-        <w:t>One night, after six hours of document review, Rahman circled Malik’s name on a photocopied meeting list.</w:t>
+        <w:t>One night, after six hours of document review, Rahman circled Ramli’s name on a photocopied meeting list.</w:t>
       </w:r>
     </w:p>
     <w:p>
@@ -2380,7 +2380,7 @@
         <w:jc w:val="left"/>
       </w:pPr>
       <w:r>
-        <w:t>They chose a table with a clear view of the corner where Malik and Goh had sat.</w:t>
+        <w:t>They chose a table with a clear view of the corner where Ramli and Goh had sat.</w:t>
       </w:r>
     </w:p>
     <w:p>
@@ -2452,7 +2452,7 @@
         <w:jc w:val="left"/>
       </w:pPr>
       <w:r>
-        <w:t>Rahman showed him Malik’s official photograph without identifying him.</w:t>
+        <w:t>Rahman showed him Ramli’s official photograph without identifying him.</w:t>
       </w:r>
     </w:p>
     <w:p>
@@ -2684,7 +2684,7 @@
         <w:jc w:val="left"/>
       </w:pPr>
       <w:r>
-        <w:t>Two days later, a Special Intelligence liaison confirmed that Malik had participated in authorised contact with businessmen connected to gambling investigations during the same period.</w:t>
+        <w:t>Two days later, a Special Intelligence liaison confirmed that Ramli had participated in authorised contact with businessmen connected to gambling investigations during the same period.</w:t>
       </w:r>
     </w:p>
     <w:p>
@@ -2716,7 +2716,7 @@
         <w:jc w:val="left"/>
       </w:pPr>
       <w:r>
-        <w:t>Only enough to establish that Malik had legitimate reason, at least sometimes, to meet men like Goh Kian Boon.</w:t>
+        <w:t>Only enough to establish that Ramli had legitimate reason, at least sometimes, to meet men like Goh Kian Boon.</w:t>
       </w:r>
     </w:p>
     <w:p>
@@ -2844,7 +2844,7 @@
         <w:jc w:val="left"/>
       </w:pPr>
       <w:r>
-        <w:t>The confirmation made Malik’s corruption less certain.</w:t>
+        <w:t>The confirmation made Ramli’s corruption less certain.</w:t>
       </w:r>
     </w:p>
     <w:p>
@@ -2948,7 +2948,7 @@
         <w:jc w:val="left"/>
       </w:pPr>
       <w:r>
-        <w:t>A week later, the discreet review of Malik Osman was reduced.</w:t>
+        <w:t>A week later, the discreet review of Ramli Osman was reduced.</w:t>
       </w:r>
     </w:p>
     <w:p>
@@ -3116,7 +3116,7 @@
         <w:jc w:val="left"/>
       </w:pPr>
       <w:r>
-        <w:t>“Of Malik?”</w:t>
+        <w:t>“Of Ramli?”</w:t>
       </w:r>
     </w:p>
     <w:p>
@@ -3356,7 +3356,7 @@
         <w:jc w:val="left"/>
       </w:pPr>
       <w:r>
-        <w:t>Not because it proved Malik Osman corrupt.</w:t>
+        <w:t>Not because it proved Ramli Osman corrupt.</w:t>
       </w:r>
     </w:p>
     <w:p>

--- a/01_The_Blue_Silence/Manuscript/THE_BLUE_SILENCE_Chapter_09_The_Photograph.docx
+++ b/01_The_Blue_Silence/Manuscript/THE_BLUE_SILENCE_Chapter_09_The_Photograph.docx
@@ -44,7 +44,7 @@
         <w:jc w:val="left"/>
       </w:pPr>
       <w:r>
-        <w:t>That was the first thing Rahman remembered later.</w:t>
+        <w:t>Rahman would remember that afterwards more clearly than the photograph itself.</w:t>
       </w:r>
     </w:p>
     <w:p>
@@ -3404,7 +3404,7 @@
         <w:jc w:val="left"/>
       </w:pPr>
       <w:r>
-        <w:t>And the most dangerous moment in an investigation was sometimes the instant a fact looked exactly like the answer you wanted.</w:t>
+        <w:t>The most dangerous moment in an investigation was sometimes the instant a fact looked exactly like the answer you wanted.</w:t>
       </w:r>
     </w:p>
     <w:p>
